--- a/SCNXTHack/GreenGate/data/XYZ_Urban_Developers_Annual_Report_2025.docx
+++ b/SCNXTHack/GreenGate/data/XYZ_Urban_Developers_Annual_Report_2025.docx
@@ -4,49 +4,25 @@
   <w:body>
     <w:p>
       <w:pPr>
-        <w:pStyle w:val="Heading1"/>
+        <w:pStyle w:val="Title"/>
       </w:pPr>
       <w:r>
-        <w:t>Mock Annual Report 2025</w:t>
+        <w:t>Annual Report 2025</w:t>
       </w:r>
     </w:p>
     <w:p>
       <w:r>
-        <w:rPr>
-          <w:b/>
-        </w:rPr>
-        <w:t xml:space="preserve">Company: </w:t>
-      </w:r>
-      <w:r>
-        <w:t>XYZ Urban Developers Ltd.</w:t>
-      </w:r>
-      <w:r>
-        <w:rPr>
-          <w:b/>
-        </w:rPr>
-        <w:br/>
-        <w:t xml:space="preserve">Document: </w:t>
-      </w:r>
-      <w:r>
-        <w:t>Annual Report</w:t>
-      </w:r>
-      <w:r>
-        <w:rPr>
-          <w:b/>
-        </w:rPr>
-        <w:br/>
-        <w:t xml:space="preserve">Reporting Year: </w:t>
-      </w:r>
-      <w:r>
-        <w:t>FY2025</w:t>
+        <w:t>Company: XYZ Urban Developers Ltd.</w:t>
       </w:r>
     </w:p>
     <w:p>
-      <w:pPr>
-        <w:pStyle w:val="Heading2"/>
-      </w:pPr>
       <w:r>
-        <w:t>Executive Summary</w:t>
+        <w:t>Document: Annual Report</w:t>
+      </w:r>
+    </w:p>
+    <w:p>
+      <w:r>
+        <w:t>Reporting Year: FY2025</w:t>
       </w:r>
     </w:p>
     <w:p>
@@ -56,7 +32,7 @@
     </w:p>
     <w:p>
       <w:pPr>
-        <w:pStyle w:val="Heading2"/>
+        <w:pStyle w:val="Heading1"/>
       </w:pPr>
       <w:r>
         <w:t>Business Overview</w:t>
@@ -64,12 +40,12 @@
     </w:p>
     <w:p>
       <w:r>
-        <w:t>XYZ Urban Developers Ltd. focuses on residential and mixed-use developments across multiple cities.</w:t>
+        <w:t>XYZ Urban Developers Ltd. focuses on residential and mixed-use developments across multiple cities in western and southern India.</w:t>
       </w:r>
     </w:p>
     <w:p>
       <w:pPr>
-        <w:pStyle w:val="Heading2"/>
+        <w:pStyle w:val="Heading1"/>
       </w:pPr>
       <w:r>
         <w:t>Corporate Governance</w:t>
@@ -77,12 +53,12 @@
     </w:p>
     <w:p>
       <w:r>
-        <w:t>Board consists of 8 directors, including 3 independent directors. ESG oversight is embedded within the Risk Committee.</w:t>
+        <w:t>The Board includes representation from independent directors alongside promoter and executive directors.</w:t>
       </w:r>
     </w:p>
     <w:p>
       <w:pPr>
-        <w:pStyle w:val="Heading2"/>
+        <w:pStyle w:val="Heading1"/>
       </w:pPr>
       <w:r>
         <w:t>Risk Management</w:t>
@@ -90,12 +66,12 @@
     </w:p>
     <w:p>
       <w:r>
-        <w:t>General climate risks acknowledged. No scenario analysis or quantified physical risk assessment reported.</w:t>
+        <w:t>Climate risk is formally recognised within the company's enterprise risk management framework, with an annual review presented to the Risk Committee.</w:t>
       </w:r>
     </w:p>
     <w:p>
       <w:pPr>
-        <w:pStyle w:val="Heading2"/>
+        <w:pStyle w:val="Heading1"/>
       </w:pPr>
       <w:r>
         <w:t>Financial Highlights</w:t>
@@ -108,7 +84,7 @@
     </w:p>
     <w:p>
       <w:pPr>
-        <w:pStyle w:val="Heading2"/>
+        <w:pStyle w:val="Heading1"/>
       </w:pPr>
       <w:r>
         <w:t>Future Outlook</w:t>
@@ -116,7 +92,7 @@
     </w:p>
     <w:p>
       <w:r>
-        <w:t>Expansion planned into coastal developments without detailed climate resilience disclosures.</w:t>
+        <w:t>Expansion is planned into coastal developments in FY2026, with detailed climate resilience disclosures expected in future reporting cycles.</w:t>
       </w:r>
     </w:p>
     <w:sectPr>
@@ -492,9 +468,6 @@
     <w:name w:val="Normal"/>
     <w:qFormat/>
     <w:rsid w:val="00FC693F"/>
-    <w:rPr>
-      <w:sz w:val="22"/>
-    </w:rPr>
   </w:style>
   <w:style w:type="paragraph" w:styleId="Header">
     <w:name w:val="header"/>
